--- a/zhs/docx/046.content.docx
+++ b/zhs/docx/046.content.docx
@@ -232,54 +232,36 @@
         </w:rPr>
         <w:t>在新约中，所有跟从耶稣并想向祂学习的人都是门徒。有时耶稣差遣门徒出去，宣讲</w:t>
       </w:r>
-      <w:hyperlink r:id="rId13">
-        <w:r>
-          <w:rPr>
-            <w:lang w:val="zh_CN" w:bidi="zh_CN"/>
-          </w:rPr>
-          <w:rPr>
-            <w:color w:val="0000EE"/>
-            <w:u w:val="single"/>
-          </w:rPr>
-          <w:t>神的国</w:t>
-        </w:r>
-      </w:hyperlink>
+      <w:r>
+        <w:rPr>
+          <w:lang w:val="zh_CN" w:bidi="zh_CN"/>
+        </w:rPr>
+        <w:t>神的国</w:t>
+      </w:r>
       <w:r>
         <w:rPr>
           <w:lang w:val="zh_CN" w:bidi="zh_CN"/>
         </w:rPr>
         <w:t>已经降临的</w:t>
       </w:r>
-      <w:hyperlink r:id="rId14">
-        <w:r>
-          <w:rPr>
-            <w:lang w:val="zh_CN" w:bidi="zh_CN"/>
-          </w:rPr>
-          <w:rPr>
-            <w:color w:val="0000EE"/>
-            <w:u w:val="single"/>
-          </w:rPr>
-          <w:t>好消息</w:t>
-        </w:r>
-      </w:hyperlink>
+      <w:r>
+        <w:rPr>
+          <w:lang w:val="zh_CN" w:bidi="zh_CN"/>
+        </w:rPr>
+        <w:t>好消息</w:t>
+      </w:r>
       <w:r>
         <w:rPr>
           <w:lang w:val="zh_CN" w:bidi="zh_CN"/>
         </w:rPr>
         <w:t>，并</w:t>
       </w:r>
-      <w:hyperlink r:id="rId15">
-        <w:r>
-          <w:rPr>
-            <w:lang w:val="zh_CN" w:bidi="zh_CN"/>
-          </w:rPr>
-          <w:rPr>
-            <w:color w:val="0000EE"/>
-            <w:u w:val="single"/>
-          </w:rPr>
-          <w:t>医治</w:t>
-        </w:r>
-      </w:hyperlink>
+      <w:r>
+        <w:rPr>
+          <w:lang w:val="zh_CN" w:bidi="zh_CN"/>
+        </w:rPr>
+        <w:t>医治</w:t>
+      </w:r>
       <w:r>
         <w:rPr>
           <w:lang w:val="zh_CN" w:bidi="zh_CN"/>
@@ -300,36 +282,24 @@
         </w:rPr>
         <w:t>耶稣还拣选了十二个人作为祂特别的门徒。这个小群体通常被称为"十二门徒"，甚至就是"那十二个"。这些人跟随耶稣去各处，向祂学习并且观察祂。这十二个门徒也被称为</w:t>
       </w:r>
-      <w:hyperlink r:id="rId16">
-        <w:r>
-          <w:rPr>
-            <w:lang w:val="zh_CN" w:bidi="zh_CN"/>
-          </w:rPr>
-          <w:rPr>
-            <w:color w:val="0000EE"/>
-            <w:u w:val="single"/>
-          </w:rPr>
-          <w:t>使徒</w:t>
-        </w:r>
-      </w:hyperlink>
+      <w:r>
+        <w:rPr>
+          <w:lang w:val="zh_CN" w:bidi="zh_CN"/>
+        </w:rPr>
+        <w:t>使徒</w:t>
+      </w:r>
       <w:r>
         <w:rPr>
           <w:lang w:val="zh_CN" w:bidi="zh_CN"/>
         </w:rPr>
         <w:t>。使徒是从耶稣那里获得特别</w:t>
       </w:r>
-      <w:hyperlink r:id="rId17">
-        <w:r>
-          <w:rPr>
-            <w:lang w:val="zh_CN" w:bidi="zh_CN"/>
-          </w:rPr>
-          <w:rPr>
-            <w:color w:val="0000EE"/>
-            <w:u w:val="single"/>
-          </w:rPr>
-          <w:t>权柄</w:t>
-        </w:r>
-      </w:hyperlink>
+      <w:r>
+        <w:rPr>
+          <w:lang w:val="zh_CN" w:bidi="zh_CN"/>
+        </w:rPr>
+        <w:t>权柄</w:t>
+      </w:r>
       <w:r>
         <w:rPr>
           <w:lang w:val="zh_CN" w:bidi="zh_CN"/>
@@ -350,36 +320,24 @@
         </w:rPr>
         <w:t>在耶稣回到</w:t>
       </w:r>
-      <w:hyperlink r:id="rId18">
-        <w:r>
-          <w:rPr>
-            <w:lang w:val="zh_CN" w:bidi="zh_CN"/>
-          </w:rPr>
-          <w:rPr>
-            <w:color w:val="0000EE"/>
-            <w:u w:val="single"/>
-          </w:rPr>
-          <w:t>天上</w:t>
-        </w:r>
-      </w:hyperlink>
+      <w:r>
+        <w:rPr>
+          <w:lang w:val="zh_CN" w:bidi="zh_CN"/>
+        </w:rPr>
+        <w:t>天上</w:t>
+      </w:r>
       <w:r>
         <w:rPr>
           <w:lang w:val="zh_CN" w:bidi="zh_CN"/>
         </w:rPr>
         <w:t>之前，祂告诉祂的门徒"去使万</w:t>
       </w:r>
-      <w:hyperlink r:id="rId19">
-        <w:r>
-          <w:rPr>
-            <w:lang w:val="zh_CN" w:bidi="zh_CN"/>
-          </w:rPr>
-          <w:rPr>
-            <w:color w:val="0000EE"/>
-            <w:u w:val="single"/>
-          </w:rPr>
-          <w:t>民</w:t>
-        </w:r>
-      </w:hyperlink>
+      <w:r>
+        <w:rPr>
+          <w:lang w:val="zh_CN" w:bidi="zh_CN"/>
+        </w:rPr>
+        <w:t>民</w:t>
+      </w:r>
       <w:r>
         <w:rPr>
           <w:lang w:val="zh_CN" w:bidi="zh_CN"/>
@@ -443,18 +401,12 @@
         </w:rPr>
         <w:t>记住，你还需要使用一个不同的词来表示</w:t>
       </w:r>
-      <w:hyperlink r:id="rId16">
-        <w:r>
-          <w:rPr>
-            <w:lang w:val="zh_CN" w:bidi="zh_CN"/>
-          </w:rPr>
-          <w:rPr>
-            <w:color w:val="0000EE"/>
-            <w:u w:val="single"/>
-          </w:rPr>
-          <w:t>使徒</w:t>
-        </w:r>
-      </w:hyperlink>
+      <w:r>
+        <w:rPr>
+          <w:lang w:val="zh_CN" w:bidi="zh_CN"/>
+        </w:rPr>
+        <w:t>使徒</w:t>
+      </w:r>
       <w:r>
         <w:rPr>
           <w:lang w:val="zh_CN" w:bidi="zh_CN"/>
@@ -514,7 +466,7 @@
           <w:lang w:val="zh_CN" w:bidi="zh_CN"/>
         </w:rPr>
       </w:r>
-      <w:hyperlink r:id="rId20">
+      <w:hyperlink r:id="rId13">
         <w:r>
           <w:rPr>
             <w:lang w:val="zh_CN" w:bidi="zh_CN"/>

--- a/zhs/docx/046.content.docx
+++ b/zhs/docx/046.content.docx
@@ -412,77 +412,6 @@
           <w:lang w:val="zh_CN" w:bidi="zh_CN"/>
         </w:rPr>
         <w:t>。</w:t>
-      </w:r>
-      <w:r>
-        <w:rPr>
-          <w:lang w:val="zh_CN" w:bidi="zh_CN"/>
-        </w:rPr>
-      </w:r>
-      <w:r>
-        <w:rPr>
-          <w:lang w:val="zh_CN" w:bidi="zh_CN"/>
-        </w:rPr>
-      </w:r>
-    </w:p>
-    <w:p>
-      <w:pPr/>
-      <w:r>
-        <w:rPr>
-          <w:lang w:val="zh_CN" w:bidi="zh_CN"/>
-        </w:rPr>
-      </w:r>
-    </w:p>
-    <w:p>
-      <w:pPr>
-        <w:pStyle w:val="Heading2"/>
-      </w:pPr>
-      <w:r>
-        <w:rPr>
-          <w:lang w:val="zh_CN" w:bidi="zh_CN"/>
-        </w:rPr>
-        <w:t>门徒</w:t>
-      </w:r>
-      <w:r>
-        <w:rPr>
-          <w:lang w:val="zh_CN" w:bidi="zh_CN"/>
-        </w:rPr>
-      </w:r>
-    </w:p>
-    <w:p>
-      <w:pPr>
-        <w:pStyle w:val="Heading4"/>
-      </w:pPr>
-      <w:r>
-        <w:rPr>
-          <w:lang w:val="zh_CN" w:bidi="zh_CN"/>
-        </w:rPr>
-        <w:t>Audio Content</w:t>
-      </w:r>
-    </w:p>
-    <w:p>
-      <w:pPr/>
-      <w:r>
-        <w:rPr>
-          <w:lang w:val="zh_CN" w:bidi="zh_CN"/>
-        </w:rPr>
-      </w:r>
-      <w:hyperlink r:id="rId13">
-        <w:r>
-          <w:rPr>
-            <w:lang w:val="zh_CN" w:bidi="zh_CN"/>
-          </w:rPr>
-          <w:rPr>
-            <w:color w:val="0000EE"/>
-            <w:u w:val="single"/>
-          </w:rPr>
-          <w:t>mp3 file</w:t>
-        </w:r>
-      </w:hyperlink>
-      <w:r>
-        <w:rPr>
-          <w:lang w:val="zh_CN" w:bidi="zh_CN"/>
-        </w:rPr>
-        <w:t xml:space="preserve"> (None KB)</w:t>
       </w:r>
       <w:r>
         <w:rPr>

--- a/zhs/docx/046.content.docx
+++ b/zhs/docx/046.content.docx
@@ -232,36 +232,54 @@
         </w:rPr>
         <w:t>在新约中，所有跟从耶稣并想向祂学习的人都是门徒。有时耶稣差遣门徒出去，宣讲</w:t>
       </w:r>
-      <w:r>
-        <w:rPr>
-          <w:lang w:val="zh_CN" w:bidi="zh_CN"/>
-        </w:rPr>
-        <w:t>神的国</w:t>
-      </w:r>
+      <w:hyperlink r:id="rId13">
+        <w:r>
+          <w:rPr>
+            <w:lang w:val="zh_CN" w:bidi="zh_CN"/>
+          </w:rPr>
+          <w:rPr>
+            <w:color w:val="0000EE"/>
+            <w:u w:val="single"/>
+          </w:rPr>
+          <w:t>神的国</w:t>
+        </w:r>
+      </w:hyperlink>
       <w:r>
         <w:rPr>
           <w:lang w:val="zh_CN" w:bidi="zh_CN"/>
         </w:rPr>
         <w:t>已经降临的</w:t>
       </w:r>
-      <w:r>
-        <w:rPr>
-          <w:lang w:val="zh_CN" w:bidi="zh_CN"/>
-        </w:rPr>
-        <w:t>好消息</w:t>
-      </w:r>
+      <w:hyperlink r:id="rId14">
+        <w:r>
+          <w:rPr>
+            <w:lang w:val="zh_CN" w:bidi="zh_CN"/>
+          </w:rPr>
+          <w:rPr>
+            <w:color w:val="0000EE"/>
+            <w:u w:val="single"/>
+          </w:rPr>
+          <w:t>好消息</w:t>
+        </w:r>
+      </w:hyperlink>
       <w:r>
         <w:rPr>
           <w:lang w:val="zh_CN" w:bidi="zh_CN"/>
         </w:rPr>
         <w:t>，并</w:t>
       </w:r>
-      <w:r>
-        <w:rPr>
-          <w:lang w:val="zh_CN" w:bidi="zh_CN"/>
-        </w:rPr>
-        <w:t>医治</w:t>
-      </w:r>
+      <w:hyperlink r:id="rId15">
+        <w:r>
+          <w:rPr>
+            <w:lang w:val="zh_CN" w:bidi="zh_CN"/>
+          </w:rPr>
+          <w:rPr>
+            <w:color w:val="0000EE"/>
+            <w:u w:val="single"/>
+          </w:rPr>
+          <w:t>医治</w:t>
+        </w:r>
+      </w:hyperlink>
       <w:r>
         <w:rPr>
           <w:lang w:val="zh_CN" w:bidi="zh_CN"/>
@@ -282,24 +300,36 @@
         </w:rPr>
         <w:t>耶稣还拣选了十二个人作为祂特别的门徒。这个小群体通常被称为"十二门徒"，甚至就是"那十二个"。这些人跟随耶稣去各处，向祂学习并且观察祂。这十二个门徒也被称为</w:t>
       </w:r>
-      <w:r>
-        <w:rPr>
-          <w:lang w:val="zh_CN" w:bidi="zh_CN"/>
-        </w:rPr>
-        <w:t>使徒</w:t>
-      </w:r>
+      <w:hyperlink r:id="rId16">
+        <w:r>
+          <w:rPr>
+            <w:lang w:val="zh_CN" w:bidi="zh_CN"/>
+          </w:rPr>
+          <w:rPr>
+            <w:color w:val="0000EE"/>
+            <w:u w:val="single"/>
+          </w:rPr>
+          <w:t>使徒</w:t>
+        </w:r>
+      </w:hyperlink>
       <w:r>
         <w:rPr>
           <w:lang w:val="zh_CN" w:bidi="zh_CN"/>
         </w:rPr>
         <w:t>。使徒是从耶稣那里获得特别</w:t>
       </w:r>
-      <w:r>
-        <w:rPr>
-          <w:lang w:val="zh_CN" w:bidi="zh_CN"/>
-        </w:rPr>
-        <w:t>权柄</w:t>
-      </w:r>
+      <w:hyperlink r:id="rId17">
+        <w:r>
+          <w:rPr>
+            <w:lang w:val="zh_CN" w:bidi="zh_CN"/>
+          </w:rPr>
+          <w:rPr>
+            <w:color w:val="0000EE"/>
+            <w:u w:val="single"/>
+          </w:rPr>
+          <w:t>权柄</w:t>
+        </w:r>
+      </w:hyperlink>
       <w:r>
         <w:rPr>
           <w:lang w:val="zh_CN" w:bidi="zh_CN"/>
@@ -320,24 +350,36 @@
         </w:rPr>
         <w:t>在耶稣回到</w:t>
       </w:r>
-      <w:r>
-        <w:rPr>
-          <w:lang w:val="zh_CN" w:bidi="zh_CN"/>
-        </w:rPr>
-        <w:t>天上</w:t>
-      </w:r>
+      <w:hyperlink r:id="rId18">
+        <w:r>
+          <w:rPr>
+            <w:lang w:val="zh_CN" w:bidi="zh_CN"/>
+          </w:rPr>
+          <w:rPr>
+            <w:color w:val="0000EE"/>
+            <w:u w:val="single"/>
+          </w:rPr>
+          <w:t>天上</w:t>
+        </w:r>
+      </w:hyperlink>
       <w:r>
         <w:rPr>
           <w:lang w:val="zh_CN" w:bidi="zh_CN"/>
         </w:rPr>
         <w:t>之前，祂告诉祂的门徒"去使万</w:t>
       </w:r>
-      <w:r>
-        <w:rPr>
-          <w:lang w:val="zh_CN" w:bidi="zh_CN"/>
-        </w:rPr>
-        <w:t>民</w:t>
-      </w:r>
+      <w:hyperlink r:id="rId19">
+        <w:r>
+          <w:rPr>
+            <w:lang w:val="zh_CN" w:bidi="zh_CN"/>
+          </w:rPr>
+          <w:rPr>
+            <w:color w:val="0000EE"/>
+            <w:u w:val="single"/>
+          </w:rPr>
+          <w:t>民</w:t>
+        </w:r>
+      </w:hyperlink>
       <w:r>
         <w:rPr>
           <w:lang w:val="zh_CN" w:bidi="zh_CN"/>
@@ -401,12 +443,18 @@
         </w:rPr>
         <w:t>记住，你还需要使用一个不同的词来表示</w:t>
       </w:r>
-      <w:r>
-        <w:rPr>
-          <w:lang w:val="zh_CN" w:bidi="zh_CN"/>
-        </w:rPr>
-        <w:t>使徒</w:t>
-      </w:r>
+      <w:hyperlink r:id="rId16">
+        <w:r>
+          <w:rPr>
+            <w:lang w:val="zh_CN" w:bidi="zh_CN"/>
+          </w:rPr>
+          <w:rPr>
+            <w:color w:val="0000EE"/>
+            <w:u w:val="single"/>
+          </w:rPr>
+          <w:t>使徒</w:t>
+        </w:r>
+      </w:hyperlink>
       <w:r>
         <w:rPr>
           <w:lang w:val="zh_CN" w:bidi="zh_CN"/>
